--- a/gonoAMR_v1.docx
+++ b/gonoAMR_v1.docx
@@ -1137,6 +1137,79 @@
           <w:docGrid w:linePitch="360"/>
         </w:sectPr>
       </w:pPr>
+    </w:p>
+    <w:p>
+      <w:pPr>
+        <w:pStyle w:val="NormalWeb"/>
+        <w:spacing w:line="276" w:lineRule="auto"/>
+        <w:jc w:val="center"/>
+        <w:rPr>
+          <w:sz w:val="20"/>
+          <w:szCs w:val="20"/>
+        </w:rPr>
+      </w:pPr>
+      <w:r>
+        <w:rPr>
+          <w:noProof/>
+          <w:sz w:val="20"/>
+          <w:szCs w:val="20"/>
+          <w14:ligatures w14:val="standardContextual"/>
+        </w:rPr>
+        <w:lastRenderedPageBreak/>
+        <w:drawing>
+          <wp:inline distT="0" distB="0" distL="0" distR="0" wp14:anchorId="4F9299B6" wp14:editId="1EA2BBA4">
+            <wp:extent cx="8057584" cy="4572000"/>
+            <wp:effectExtent l="0" t="0" r="0" b="0"/>
+            <wp:docPr id="1364331307" name="Picture 3"/>
+            <wp:cNvGraphicFramePr>
+              <a:graphicFrameLocks xmlns:a="http://schemas.openxmlformats.org/drawingml/2006/main" noChangeAspect="1"/>
+            </wp:cNvGraphicFramePr>
+            <a:graphic xmlns:a="http://schemas.openxmlformats.org/drawingml/2006/main">
+              <a:graphicData uri="http://schemas.openxmlformats.org/drawingml/2006/picture">
+                <pic:pic xmlns:pic="http://schemas.openxmlformats.org/drawingml/2006/picture">
+                  <pic:nvPicPr>
+                    <pic:cNvPr id="1364331307" name="Picture 1364331307"/>
+                    <pic:cNvPicPr/>
+                  </pic:nvPicPr>
+                  <pic:blipFill>
+                    <a:blip r:embed="rId5"/>
+                    <a:stretch>
+                      <a:fillRect/>
+                    </a:stretch>
+                  </pic:blipFill>
+                  <pic:spPr>
+                    <a:xfrm>
+                      <a:off x="0" y="0"/>
+                      <a:ext cx="8057584" cy="4572000"/>
+                    </a:xfrm>
+                    <a:prstGeom prst="rect">
+                      <a:avLst/>
+                    </a:prstGeom>
+                  </pic:spPr>
+                </pic:pic>
+              </a:graphicData>
+            </a:graphic>
+          </wp:inline>
+        </w:drawing>
+      </w:r>
+    </w:p>
+    <w:p>
+      <w:pPr>
+        <w:pStyle w:val="NormalWeb"/>
+        <w:spacing w:line="276" w:lineRule="auto"/>
+        <w:jc w:val="both"/>
+        <w:rPr>
+          <w:sz w:val="20"/>
+          <w:szCs w:val="20"/>
+        </w:rPr>
+      </w:pPr>
+      <w:r>
+        <w:rPr>
+          <w:sz w:val="20"/>
+          <w:szCs w:val="20"/>
+        </w:rPr>
+        <w:t>Fig. 1: Gonorrhoea transmission model.</w:t>
+      </w:r>
     </w:p>
     <w:p>
       <w:pPr>
@@ -1172,7 +1245,7 @@
                     <pic:cNvPicPr/>
                   </pic:nvPicPr>
                   <pic:blipFill>
-                    <a:blip r:embed="rId5"/>
+                    <a:blip r:embed="rId6"/>
                     <a:stretch>
                       <a:fillRect/>
                     </a:stretch>
@@ -1211,7 +1284,25 @@
           <w:sz w:val="20"/>
           <w:szCs w:val="20"/>
         </w:rPr>
-        <w:t xml:space="preserve">Fig. 1: Model architecture of gonorrhoea AMR emergence under doxy-PEP for syphilis and 4CMenB for gonorrhoea. The model stratifies MSM population into low-activity (orange) and high-activity (red) groups, which share the same compartmental structure but differ in transition rates. For clarity, only transitions in and out of the high-activity group (upper layer) are shown. The model further divides MSM population into four strata </w:t>
+        <w:t xml:space="preserve">Fig. </w:t>
+      </w:r>
+      <w:r>
+        <w:rPr>
+          <w:rFonts w:ascii="Times New Roman" w:hAnsi="Times New Roman" w:cs="Times New Roman"/>
+          <w:color w:val="000000" w:themeColor="text1"/>
+          <w:sz w:val="20"/>
+          <w:szCs w:val="20"/>
+        </w:rPr>
+        <w:t>2</w:t>
+      </w:r>
+      <w:r>
+        <w:rPr>
+          <w:rFonts w:ascii="Times New Roman" w:hAnsi="Times New Roman" w:cs="Times New Roman"/>
+          <w:color w:val="000000" w:themeColor="text1"/>
+          <w:sz w:val="20"/>
+          <w:szCs w:val="20"/>
+        </w:rPr>
+        <w:t xml:space="preserve">: Model architecture of gonorrhoea AMR emergence under doxy-PEP for syphilis and 4CMenB for gonorrhoea. The model stratifies MSM population into low-activity (orange) and high-activity (red) groups, which share the same compartmental structure but differ in transition rates. For clarity, only transitions in and out of the high-activity group (upper layer) are shown. The model further divides MSM population into four strata </w:t>
       </w:r>
       <m:oMath>
         <m:d>
@@ -6043,6 +6134,8 @@
         <w:jc w:val="both"/>
         <w:rPr>
           <w:rFonts w:ascii="Times New Roman" w:eastAsia="Times New Roman" w:hAnsi="Times New Roman" w:cs="Times New Roman"/>
+          <w:b/>
+          <w:bCs/>
           <w:color w:val="000000" w:themeColor="text1"/>
           <w:kern w:val="0"/>
           <w:sz w:val="20"/>
@@ -6053,6 +6146,8 @@
       <w:r>
         <w:rPr>
           <w:rFonts w:ascii="Times New Roman" w:eastAsia="Times New Roman" w:hAnsi="Times New Roman" w:cs="Times New Roman"/>
+          <w:b/>
+          <w:bCs/>
           <w:color w:val="000000" w:themeColor="text1"/>
           <w:kern w:val="0"/>
           <w:sz w:val="20"/>
